--- a/PRESENTATION_GUIDE_FULL_TEAM.docx
+++ b/PRESENTATION_GUIDE_FULL_TEAM.docx
@@ -95,9 +95,9 @@
         <w:br/>
         <w:t>2. Hiếu (Part 2 - 4.5 Mins): Cá nhân hóa CATE (+26.4% Cụ An vs +2% Alex), T-Learner 2 bác sĩ diệt Shrinkage Bias, kiểm định C=0.6342 và bóc tách TreeSHAP.</w:t>
         <w:br/>
-        <w:t>3. Dung (Part 3 - 4.5 Mins): Khai phá 100k ghi chú PACS (NegBio, Ontology), mạng thị giác DenseNet121 14 bệnh, cân bằng F1=0.923 và xu hướng VLM 2026.</w:t>
+        <w:t>3. Dung (Part 3 - 4.5 Mins): Khai phá 100,000 ghi chú PACS bằng NegBio &amp; UMLS Ontology, nhãn matrix nhị phân $0 chi phí và xu hướng Multimodal VLM 2026.</w:t>
         <w:br/>
-        <w:t>4. Linh (Part 4 - 4.5 Mins): Chuẩn hóa NLP, BioBERT Attention Tensor (1, 60), mở hộp đen X-quang Layer 424 bằng Grad-CAM và Permutation (Tuổi tụt -0.2228 C-index).</w:t>
+        <w:t>4. Linh (Part 4 - 4.5 Mins): BioBERT NLP Tensor (1, 60), Huấn luyện DenseNet121 14 bệnh, Tinh chỉnh ngưỡng F1=0.923, Định vị Layer 424 Grad-CAM &amp; Permutation (Tuổi tụt -0.2228 C-index).</w:t>
         <w:br/>
         <w:t>5. Toàn nhóm (Wrap-Up - 2.0 Mins): Tổng kết chiến lược và trả lời chất vấn của Hội đồng giám khảo.</w:t>
       </w:r>

--- a/PRESENTATION_GUIDE_FULL_TEAM.docx
+++ b/PRESENTATION_GUIDE_FULL_TEAM.docx
@@ -2,71 +2,141 @@
 <file path=word/document.xml><?xml version="1.0" encoding="utf-8"?>
 <w:document xmlns:wpc="http://schemas.microsoft.com/office/word/2010/wordprocessingCanvas" xmlns:mo="http://schemas.microsoft.com/office/mac/office/2008/main" xmlns:mc="http://schemas.openxmlformats.org/markup-compatibility/2006" xmlns:mv="urn:schemas-microsoft-com:mac:vml" xmlns:o="urn:schemas-microsoft-com:office:office" xmlns:r="http://schemas.openxmlformats.org/officeDocument/2006/relationships" xmlns:m="http://schemas.openxmlformats.org/officeDocument/2006/math" xmlns:v="urn:schemas-microsoft-com:vml" xmlns:wp14="http://schemas.microsoft.com/office/word/2010/wordprocessingDrawing" xmlns:wp="http://schemas.openxmlformats.org/drawingml/2006/wordprocessingDrawing" xmlns:w10="urn:schemas-microsoft-com:office:word" xmlns:w="http://schemas.openxmlformats.org/wordprocessingml/2006/main" xmlns:w14="http://schemas.microsoft.com/office/word/2010/wordml" xmlns:wpg="http://schemas.microsoft.com/office/word/2010/wordprocessingGroup" xmlns:wpi="http://schemas.microsoft.com/office/word/2010/wordprocessingInk" xmlns:wne="http://schemas.microsoft.com/office/word/2006/wordml" xmlns:wps="http://schemas.microsoft.com/office/word/2010/wordprocessingShape" mc:Ignorable="w14 wp14">
   <w:body>
+    <w:p>
+      <w:r>
+        <w:rPr>
+          <w:rFonts w:ascii="Arial" w:hAnsi="Arial"/>
+          <w:b/>
+          <w:color w:val="64748B"/>
+          <w:sz w:val="17"/>
+        </w:rPr>
+        <w:t>M9 — INTRODUCTION TO MACHINE LEARNING · 100% COURSE 3 SUMMARY COMPLIANT</w:t>
+      </w:r>
+    </w:p>
+    <w:p>
+      <w:r>
+        <w:rPr>
+          <w:rFonts w:ascii="Arial" w:hAnsi="Arial"/>
+          <w:b/>
+          <w:color w:val="0F172A"/>
+          <w:sz w:val="34"/>
+        </w:rPr>
+        <w:t>MASTER PRESENTATION GUIDE: AI FOR MEDICAL TREATMENT</w:t>
+      </w:r>
+    </w:p>
+    <w:p>
+      <w:r>
+        <w:rPr>
+          <w:rFonts w:ascii="Arial" w:hAnsi="Arial"/>
+          <w:color w:val="475569"/>
+          <w:sz w:val="21"/>
+        </w:rPr>
+        <w:t>Complete 20-Minute Script, 14-Step Agenda &amp; Defense Q&amp;A (100% Course 3 Summary Compliant)</w:t>
+      </w:r>
+    </w:p>
     <w:tbl>
       <w:tblPr>
         <w:tblW w:type="auto" w:w="0"/>
         <w:jc w:val="center"/>
+        <w:tblLayout w:type="fixed"/>
         <w:tblLook w:firstColumn="1" w:firstRow="1" w:lastColumn="0" w:lastRow="0" w:noHBand="0" w:noVBand="1" w:val="04A0"/>
       </w:tblPr>
       <w:tblGrid>
-        <w:gridCol w:w="9936"/>
+        <w:gridCol w:w="4896"/>
+        <w:gridCol w:w="4896"/>
       </w:tblGrid>
       <w:tr>
         <w:tc>
           <w:tcPr>
-            <w:tcW w:type="dxa" w:w="9936"/>
-            <w:shd w:fill="0f172a"/>
+            <w:tcW w:type="dxa" w:w="4896"/>
+            <w:shd w:fill="F1F5F9"/>
             <w:tcMar>
-              <w:top w:w="200" w:type="dxa"/>
-              <w:bottom w:w="200" w:type="dxa"/>
-              <w:left w:w="240" w:type="dxa"/>
-              <w:right w:w="240" w:type="dxa"/>
+              <w:top w:w="80" w:type="dxa"/>
+              <w:bottom w:w="80" w:type="dxa"/>
+              <w:left w:w="120" w:type="dxa"/>
+              <w:right w:w="120" w:type="dxa"/>
             </w:tcMar>
           </w:tcPr>
           <w:p>
-            <w:pPr>
-              <w:jc w:val="left"/>
-            </w:pPr>
             <w:r>
               <w:rPr>
-                <w:rFonts w:ascii="Calibri" w:hAnsi="Calibri"/>
+                <w:rFonts w:ascii="Arial" w:hAnsi="Arial"/>
                 <w:b/>
-                <w:color w:val="93C5FD"/>
+                <w:color w:val="1E293B"/>
                 <w:sz w:val="17"/>
               </w:rPr>
-              <w:t>M9: INTRODUCTION TO MACHINE LEARNING · FINAL PRESENTATION DECK</w:t>
-              <w:br/>
+              <w:t>👤 Presenter: Khương · Hiếu · Dung · Linh (Group Project)</w:t>
             </w:r>
+          </w:p>
+        </w:tc>
+        <w:tc>
+          <w:tcPr>
+            <w:tcW w:type="dxa" w:w="4896"/>
+            <w:shd w:fill="F1F5F9"/>
+            <w:tcMar>
+              <w:top w:w="80" w:type="dxa"/>
+              <w:bottom w:w="80" w:type="dxa"/>
+              <w:left w:w="120" w:type="dxa"/>
+              <w:right w:w="120" w:type="dxa"/>
+            </w:tcMar>
+          </w:tcPr>
+          <w:p>
             <w:r>
               <w:rPr>
-                <w:rFonts w:ascii="Calibri" w:hAnsi="Calibri"/>
-                <w:b/>
-                <w:color w:val="FFFFFF"/>
-                <w:sz w:val="32"/>
+                <w:rFonts w:ascii="Arial" w:hAnsi="Arial"/>
+                <w:b w:val="0"/>
+                <w:color w:val="1E293B"/>
+                <w:sz w:val="17"/>
               </w:rPr>
-              <w:t>AI FOR MEDICAL TREATMENT: FULL TEAM PRESENTATION MASTER GUIDE</w:t>
-              <w:br/>
+              <w:t>🎭 Role: Full Team Unified Guide (BIZ 1, DEV 1, BIZ 2, DEV 2)</w:t>
             </w:r>
+          </w:p>
+        </w:tc>
+      </w:tr>
+      <w:tr>
+        <w:tc>
+          <w:tcPr>
+            <w:tcW w:type="dxa" w:w="4896"/>
+            <w:shd w:fill="F1F5F9"/>
+            <w:tcMar>
+              <w:top w:w="80" w:type="dxa"/>
+              <w:bottom w:w="80" w:type="dxa"/>
+              <w:left w:w="120" w:type="dxa"/>
+              <w:right w:w="120" w:type="dxa"/>
+            </w:tcMar>
+          </w:tcPr>
+          <w:p>
             <w:r>
               <w:rPr>
-                <w:rFonts w:ascii="Calibri" w:hAnsi="Calibri"/>
-                <w:color w:val="CBD5E1"/>
-                <w:sz w:val="21"/>
+                <w:rFonts w:ascii="Arial" w:hAnsi="Arial"/>
+                <w:b/>
+                <w:color w:val="1E293B"/>
+                <w:sz w:val="17"/>
               </w:rPr>
-              <w:t>Unified 4-Member 10-Chapter Delivery Scripts, Interactive Cues &amp; Professor Q&amp;A Strategy</w:t>
-              <w:br/>
-              <w:br/>
+              <w:t>⏱️ Allocated Time: 20.0 Minutes</w:t>
             </w:r>
+          </w:p>
+        </w:tc>
+        <w:tc>
+          <w:tcPr>
+            <w:tcW w:type="dxa" w:w="4896"/>
+            <w:shd w:fill="F1F5F9"/>
+            <w:tcMar>
+              <w:top w:w="80" w:type="dxa"/>
+              <w:bottom w:w="80" w:type="dxa"/>
+              <w:left w:w="120" w:type="dxa"/>
+              <w:right w:w="120" w:type="dxa"/>
+            </w:tcMar>
+          </w:tcPr>
+          <w:p>
             <w:r>
               <w:rPr>
-                <w:rFonts w:ascii="Calibri" w:hAnsi="Calibri"/>
-                <w:b/>
-                <w:color w:val="FBBF24"/>
-                <w:sz w:val="19"/>
+                <w:rFonts w:ascii="Arial" w:hAnsi="Arial"/>
+                <w:b w:val="0"/>
+                <w:color w:val="1E293B"/>
+                <w:sz w:val="17"/>
               </w:rPr>
-              <w:t>👤 Presenter: Khương · Hiếu · Dung · Linh  |  🎯 Role: Full Team Unified Presentation Deck</w:t>
-              <w:br/>
-              <w:t>🆔 Student ID: 20225027 · 20225003 · 20225030 · 20225020  |  ✉️ Email: Group Work · M9 Introduction to Machine Learning  |  ⏱️ Duration: 5.0 Mins</w:t>
+              <w:t>🎯 Alignment: AI_For_Medical_Treatment_Course3_Summary.docx</w:t>
             </w:r>
           </w:p>
         </w:tc>
@@ -76,319 +146,748 @@
     <w:p>
       <w:r>
         <w:rPr>
-          <w:rFonts w:ascii="Calibri" w:hAnsi="Calibri"/>
+          <w:rFonts w:ascii="Arial" w:hAnsi="Arial"/>
           <w:b/>
-          <w:color w:val="1E3A8A"/>
-          <w:sz w:val="26"/>
+          <w:sz w:val="22"/>
         </w:rPr>
-        <w:t>🌟 TOÀN BỘ CẤU TRÚC BÀI THUYẾT TRÌNH NHÓM (20 PHÚT TỔNG THỂ)</w:t>
+        <w:t>🌟 Full 14-Step Master Agenda (Derived from Table 23 of Course 3 Summary):</w:t>
         <w:br/>
       </w:r>
     </w:p>
     <w:p>
       <w:r>
         <w:rPr>
+          <w:rFonts w:ascii="Arial" w:hAnsi="Arial"/>
+          <w:b/>
+          <w:color w:val="1E3A8A"/>
+          <w:sz w:val="19"/>
+        </w:rPr>
+        <w:t xml:space="preserve">• Step 1 (2 min · BIZ 1 Khương): </w:t>
+      </w:r>
+      <w:r>
+        <w:rPr>
+          <w:rFonts w:ascii="Arial" w:hAnsi="Arial"/>
           <w:color w:val="334155"/>
-          <w:sz w:val="20"/>
+          <w:sz w:val="18"/>
         </w:rPr>
-        <w:t>1. Khương (Part 1 - 4.5 Mins): Thử nghiệm lâm sàng RCT, cắt đứt Backdoor Bias, ARR (+14%), NNT (7.1) và bài toán Thế giới song song Neyman-Rubin.</w:t>
-        <w:br/>
-        <w:t>2. Hiếu (Part 2 - 4.5 Mins): Cá nhân hóa CATE (+26.4% Cụ An vs +2% Alex), T-Learner 2 bác sĩ diệt Shrinkage Bias, kiểm định C=0.6342 và bóc tách TreeSHAP.</w:t>
-        <w:br/>
-        <w:t>3. Dung (Part 3 - 4.5 Mins): Khai phá 100,000 ghi chú PACS bằng NegBio &amp; UMLS Ontology, nhãn matrix nhị phân $0 chi phí và xu hướng Multimodal VLM 2026.</w:t>
-        <w:br/>
-        <w:t>4. Linh (Part 4 - 4.5 Mins): BioBERT NLP Tensor (1, 60), Huấn luyện DenseNet121 14 bệnh, Tinh chỉnh ngưỡng F1=0.923, Định vị Layer 424 Grad-CAM &amp; Permutation (Tuổi tụt -0.2228 C-index).</w:t>
-        <w:br/>
-        <w:t>5. Toàn nhóm (Wrap-Up - 2.0 Mins): Tổng kết chiến lược và trả lời chất vấn của Hội đồng giám khảo.</w:t>
+        <w:t>Opening with Patient 62y clinical dilemma (10,000 trial average vs individual doctor decision).</w:t>
       </w:r>
     </w:p>
     <w:p>
-      <w:pPr>
-        <w:spacing w:before="240" w:after="80"/>
-      </w:pPr>
       <w:r>
         <w:rPr>
-          <w:rFonts w:ascii="Calibri" w:hAnsi="Calibri"/>
+          <w:rFonts w:ascii="Arial" w:hAnsi="Arial"/>
+          <w:b/>
+          <w:color w:val="1E3A8A"/>
+          <w:sz w:val="19"/>
+        </w:rPr>
+        <w:t xml:space="preserve">• Step 2 (2.5 min · BIZ 1 Khương): </w:t>
+      </w:r>
+      <w:r>
+        <w:rPr>
+          <w:rFonts w:ascii="Arial" w:hAnsi="Arial"/>
+          <w:color w:val="334155"/>
+          <w:sz w:val="18"/>
+        </w:rPr>
+        <w:t>ARR (+14%), RRR (70%), NNT (7.1) economics and RCT coin flip cutting confounding bias (SMD = 0.02).</w:t>
+      </w:r>
+    </w:p>
+    <w:p>
+      <w:r>
+        <w:rPr>
+          <w:rFonts w:ascii="Arial" w:hAnsi="Arial"/>
+          <w:b/>
+          <w:color w:val="1E3A8A"/>
+          <w:sz w:val="19"/>
+        </w:rPr>
+        <w:t xml:space="preserve">• Step 3 (2 min · BIZ 1 Khương): </w:t>
+      </w:r>
+      <w:r>
+        <w:rPr>
+          <w:rFonts w:ascii="Arial" w:hAnsi="Arial"/>
+          <w:color w:val="334155"/>
+          <w:sz w:val="18"/>
+        </w:rPr>
+        <w:t>Neyman-Rubin potential outcomes Y(1)/Y(0), missing counterfactuals, and ATE -&gt; CATE transition.</w:t>
+      </w:r>
+    </w:p>
+    <w:p>
+      <w:r>
+        <w:rPr>
+          <w:rFonts w:ascii="Arial" w:hAnsi="Arial"/>
+          <w:b/>
+          <w:color w:val="1E3A8A"/>
+          <w:sz w:val="19"/>
+        </w:rPr>
+        <w:t xml:space="preserve">• Step 4 (1.5 min · DEV 1 Hiếu): </w:t>
+      </w:r>
+      <w:r>
+        <w:rPr>
+          <w:rFonts w:ascii="Arial" w:hAnsi="Arial"/>
+          <w:color w:val="334155"/>
+          <w:sz w:val="18"/>
+        </w:rPr>
+        <w:t>Personalized CATE profiling: Grandpa An (+26.4%) vs Alex (+2.0%).</w:t>
+      </w:r>
+    </w:p>
+    <w:p>
+      <w:r>
+        <w:rPr>
+          <w:rFonts w:ascii="Arial" w:hAnsi="Arial"/>
+          <w:b/>
+          <w:color w:val="1E3A8A"/>
+          <w:sz w:val="19"/>
+        </w:rPr>
+        <w:t xml:space="preserve">• Step 5 (1.5 min · DEV 1 Hiếu): </w:t>
+      </w:r>
+      <w:r>
+        <w:rPr>
+          <w:rFonts w:ascii="Arial" w:hAnsi="Arial"/>
+          <w:color w:val="334155"/>
+          <w:sz w:val="18"/>
+        </w:rPr>
+        <w:t>Architecture Battle: T-Learner (2 specialized trees) vs S-Learner Regularization Shrinkage Trap.</w:t>
+      </w:r>
+    </w:p>
+    <w:p>
+      <w:r>
+        <w:rPr>
+          <w:rFonts w:ascii="Arial" w:hAnsi="Arial"/>
+          <w:b/>
+          <w:color w:val="1E3A8A"/>
+          <w:sz w:val="19"/>
+        </w:rPr>
+        <w:t xml:space="preserve">• Step 6 (1.5 min · DEV 1 Hiếu): </w:t>
+      </w:r>
+      <w:r>
+        <w:rPr>
+          <w:rFonts w:ascii="Arial" w:hAnsi="Arial"/>
+          <w:color w:val="334155"/>
+          <w:sz w:val="18"/>
+        </w:rPr>
+        <w:t>Statistical Matched Twin Pairs (C-for-benefit = 0.6342) &amp; Itemized TreeSHAP Push Receipts.</w:t>
+      </w:r>
+    </w:p>
+    <w:p>
+      <w:r>
+        <w:rPr>
+          <w:rFonts w:ascii="Arial" w:hAnsi="Arial"/>
+          <w:b/>
+          <w:color w:val="1E3A8A"/>
+          <w:sz w:val="19"/>
+        </w:rPr>
+        <w:t xml:space="preserve">• Step 7 (2.5 min · BIZ 2 Dung): </w:t>
+      </w:r>
+      <w:r>
+        <w:rPr>
+          <w:rFonts w:ascii="Arial" w:hAnsi="Arial"/>
+          <w:color w:val="334155"/>
+          <w:sz w:val="18"/>
+        </w:rPr>
+        <w:t>3-Step Automatic PACS Label Extraction: UMLS Synonyms -&gt; Is-A Hierarchy -&gt; NegBio Negation ('No evidence of pneumonia' -&gt; 0).</w:t>
+      </w:r>
+    </w:p>
+    <w:p>
+      <w:r>
+        <w:rPr>
+          <w:rFonts w:ascii="Arial" w:hAnsi="Arial"/>
+          <w:b/>
+          <w:color w:val="1E3A8A"/>
+          <w:sz w:val="19"/>
+        </w:rPr>
+        <w:t xml:space="preserve">• Step 8 (2.0 min · BIZ 2 Dung): </w:t>
+      </w:r>
+      <w:r>
+        <w:rPr>
+          <w:rFonts w:ascii="Arial" w:hAnsi="Arial"/>
+          <w:color w:val="334155"/>
+          <w:sz w:val="18"/>
+        </w:rPr>
+        <w:t>Multi-Label F1 evaluation, 99% accuracy trap, Macro (0.842) vs Micro (0.891) average &amp; Phần 4 Critical Assessment.</w:t>
+      </w:r>
+    </w:p>
+    <w:p>
+      <w:r>
+        <w:rPr>
+          <w:rFonts w:ascii="Arial" w:hAnsi="Arial"/>
+          <w:b/>
+          <w:color w:val="1E3A8A"/>
+          <w:sz w:val="19"/>
+        </w:rPr>
+        <w:t xml:space="preserve">• Step 9 (2.0 min · DEV 2 Linh): </w:t>
+      </w:r>
+      <w:r>
+        <w:rPr>
+          <w:rFonts w:ascii="Arial" w:hAnsi="Arial"/>
+          <w:color w:val="334155"/>
+          <w:sz w:val="18"/>
+        </w:rPr>
+        <w:t>Medical Question Answering, resolving polysemy ('MS') via BioBERT, and Start/End vectors S, E span selection.</w:t>
+      </w:r>
+    </w:p>
+    <w:p>
+      <w:r>
+        <w:rPr>
+          <w:rFonts w:ascii="Arial" w:hAnsi="Arial"/>
+          <w:b/>
+          <w:color w:val="1E3A8A"/>
+          <w:sz w:val="19"/>
+        </w:rPr>
+        <w:t xml:space="preserve">• Step 10 (3.0 min · DEV 2 Linh): </w:t>
+      </w:r>
+      <w:r>
+        <w:rPr>
+          <w:rFonts w:ascii="Arial" w:hAnsi="Arial"/>
+          <w:color w:val="334155"/>
+          <w:sz w:val="18"/>
+        </w:rPr>
+        <w:t>Permutation Importance (Delta C = -0.2228), Layer 424 Grad-CAM localization &amp; Adebayo 2018 Sanity Checks.</w:t>
+      </w:r>
+    </w:p>
+    <w:p>
+      <w:r>
+        <w:rPr>
+          <w:rFonts w:ascii="Arial" w:hAnsi="Arial"/>
+          <w:b/>
+          <w:color w:val="1E3A8A"/>
+          <w:sz w:val="19"/>
+        </w:rPr>
+        <w:t xml:space="preserve">• Step 11 (2.0 min · All Members): </w:t>
+      </w:r>
+      <w:r>
+        <w:rPr>
+          <w:rFonts w:ascii="Arial" w:hAnsi="Arial"/>
+          <w:color w:val="334155"/>
+          <w:sz w:val="18"/>
+        </w:rPr>
+        <w:t>Strategic Wrap-Up: resolving Patient 62y dilemma and 6 Core Professor Defense Answers.</w:t>
+      </w:r>
+    </w:p>
+    <w:p/>
+    <w:p>
+      <w:r>
+        <w:rPr>
+          <w:rFonts w:ascii="Arial" w:hAnsi="Arial"/>
           <w:b/>
           <w:color w:val="0F172A"/>
-          <w:sz w:val="22"/>
+          <w:sz w:val="24"/>
         </w:rPr>
-        <w:t>❓ BỘ CÂU HỎI PHẢN BIỆN DỰ KIẾN (PROFESSOR Q&amp;A DEFENSE)</w:t>
+        <w:t>💡 6 Core Professor Defense Questions (Mục 6.1 of Course 3 Summary)</w:t>
       </w:r>
     </w:p>
     <w:tbl>
       <w:tblPr>
         <w:tblW w:type="auto" w:w="0"/>
         <w:jc w:val="center"/>
+        <w:tblLayout w:type="fixed"/>
         <w:tblLook w:firstColumn="1" w:firstRow="1" w:lastColumn="0" w:lastRow="0" w:noHBand="0" w:noVBand="1" w:val="04A0"/>
       </w:tblPr>
       <w:tblGrid>
-        <w:gridCol w:w="9936"/>
+        <w:gridCol w:w="3264"/>
+        <w:gridCol w:w="3264"/>
+        <w:gridCol w:w="3264"/>
       </w:tblGrid>
       <w:tr>
         <w:tc>
           <w:tcPr>
-            <w:tcW w:type="dxa" w:w="9936"/>
-            <w:shd w:fill="f8fafc"/>
+            <w:tcW w:type="dxa" w:w="3264"/>
+            <w:shd w:fill="0F172A"/>
             <w:tcMar>
               <w:top w:w="80" w:type="dxa"/>
               <w:bottom w:w="80" w:type="dxa"/>
-              <w:left w:w="140" w:type="dxa"/>
-              <w:right w:w="140" w:type="dxa"/>
+              <w:left w:w="100" w:type="dxa"/>
+              <w:right w:w="100" w:type="dxa"/>
             </w:tcMar>
           </w:tcPr>
           <w:p>
             <w:r>
               <w:rPr>
-                <w:rFonts w:ascii="Calibri" w:hAnsi="Calibri"/>
+                <w:rFonts w:ascii="Arial" w:hAnsi="Arial"/>
                 <w:b/>
-                <w:color w:val="B91C1C"/>
-                <w:sz w:val="19"/>
+                <w:color w:val="FFFFFF"/>
+                <w:sz w:val="17"/>
               </w:rPr>
-              <w:t>Q: Q1. Tại sao phải dùng Causal AI thay vì mô hình dự đoán rủi ro (Risk Prediction) thông thường?</w:t>
-              <w:br/>
+              <w:t>Question</w:t>
             </w:r>
+          </w:p>
+        </w:tc>
+        <w:tc>
+          <w:tcPr>
+            <w:tcW w:type="dxa" w:w="3264"/>
+            <w:shd w:fill="0F172A"/>
+            <w:tcMar>
+              <w:top w:w="80" w:type="dxa"/>
+              <w:bottom w:w="80" w:type="dxa"/>
+              <w:left w:w="100" w:type="dxa"/>
+              <w:right w:w="100" w:type="dxa"/>
+            </w:tcMar>
+          </w:tcPr>
+          <w:p>
             <w:r>
               <w:rPr>
-                <w:rFonts w:ascii="Calibri" w:hAnsi="Calibri"/>
+                <w:rFonts w:ascii="Arial" w:hAnsi="Arial"/>
+                <w:b/>
+                <w:color w:val="FFFFFF"/>
+                <w:sz w:val="17"/>
+              </w:rPr>
+              <w:t>Primary Speaker</w:t>
+            </w:r>
+          </w:p>
+        </w:tc>
+        <w:tc>
+          <w:tcPr>
+            <w:tcW w:type="dxa" w:w="3264"/>
+            <w:shd w:fill="0F172A"/>
+            <w:tcMar>
+              <w:top w:w="80" w:type="dxa"/>
+              <w:bottom w:w="80" w:type="dxa"/>
+              <w:left w:w="100" w:type="dxa"/>
+              <w:right w:w="100" w:type="dxa"/>
+            </w:tcMar>
+          </w:tcPr>
+          <w:p>
+            <w:r>
+              <w:rPr>
+                <w:rFonts w:ascii="Arial" w:hAnsi="Arial"/>
+                <w:b/>
+                <w:color w:val="FFFFFF"/>
+                <w:sz w:val="17"/>
+              </w:rPr>
+              <w:t>Key 30-Second Defense Answer</w:t>
+            </w:r>
+          </w:p>
+        </w:tc>
+      </w:tr>
+      <w:tr>
+        <w:tc>
+          <w:tcPr>
+            <w:tcW w:type="dxa" w:w="3168"/>
+            <w:shd w:fill="F8FAFC"/>
+            <w:tcMar>
+              <w:top w:w="60" w:type="dxa"/>
+              <w:bottom w:w="60" w:type="dxa"/>
+              <w:left w:w="80" w:type="dxa"/>
+              <w:right w:w="80" w:type="dxa"/>
+            </w:tcMar>
+          </w:tcPr>
+          <w:p>
+            <w:r>
+              <w:rPr>
+                <w:rFonts w:ascii="Arial" w:hAnsi="Arial"/>
+                <w:b/>
                 <w:color w:val="0F172A"/>
-                <w:sz w:val="19"/>
+                <w:sz w:val="17"/>
               </w:rPr>
-              <w:t>👉 Trả lời nhanh: Mô hình rủi ro chỉ trả lời 'Ai đang có bệnh' (tương quan). Causal AI trả lời 'Ai sẽ thực sự KHỎE LẠI nếu được uống thuốc' (nhân quả), giúp tránh kê đơn lãng phí cho người không đáp ứng thuốc.</w:t>
+              <w:t>Q1. Why not use standard risk models instead of causal AI?</w:t>
+            </w:r>
+          </w:p>
+        </w:tc>
+        <w:tc>
+          <w:tcPr>
+            <w:tcW w:type="dxa" w:w="1872"/>
+            <w:shd w:fill="F8FAFC"/>
+            <w:tcMar>
+              <w:top w:w="60" w:type="dxa"/>
+              <w:bottom w:w="60" w:type="dxa"/>
+              <w:left w:w="80" w:type="dxa"/>
+              <w:right w:w="80" w:type="dxa"/>
+            </w:tcMar>
+          </w:tcPr>
+          <w:p>
+            <w:r>
+              <w:rPr>
+                <w:rFonts w:ascii="Arial" w:hAnsi="Arial"/>
+                <w:b/>
+                <w:color w:val="0F172A"/>
+                <w:sz w:val="17"/>
+              </w:rPr>
+              <w:t>Khương / Hiếu</w:t>
+            </w:r>
+          </w:p>
+        </w:tc>
+        <w:tc>
+          <w:tcPr>
+            <w:tcW w:type="dxa" w:w="4752"/>
+            <w:shd w:fill="F8FAFC"/>
+            <w:tcMar>
+              <w:top w:w="60" w:type="dxa"/>
+              <w:bottom w:w="60" w:type="dxa"/>
+              <w:left w:w="80" w:type="dxa"/>
+              <w:right w:w="80" w:type="dxa"/>
+            </w:tcMar>
+          </w:tcPr>
+          <w:p>
+            <w:r>
+              <w:rPr>
+                <w:rFonts w:ascii="Arial" w:hAnsi="Arial"/>
+                <w:b w:val="0"/>
+                <w:color w:val="0F172A"/>
+                <w:sz w:val="17"/>
+              </w:rPr>
+              <w:t>Risk models only predict correlation (who gets sick); causal AI estimates treatment response (who improves with the drug), preventing overtreatment in non-responders.</w:t>
+            </w:r>
+          </w:p>
+        </w:tc>
+      </w:tr>
+      <w:tr>
+        <w:tc>
+          <w:tcPr>
+            <w:tcW w:type="dxa" w:w="3168"/>
+            <w:shd w:fill="FFFFFF"/>
+            <w:tcMar>
+              <w:top w:w="60" w:type="dxa"/>
+              <w:bottom w:w="60" w:type="dxa"/>
+              <w:left w:w="80" w:type="dxa"/>
+              <w:right w:w="80" w:type="dxa"/>
+            </w:tcMar>
+          </w:tcPr>
+          <w:p>
+            <w:r>
+              <w:rPr>
+                <w:rFonts w:ascii="Arial" w:hAnsi="Arial"/>
+                <w:b/>
+                <w:color w:val="0F172A"/>
+                <w:sz w:val="17"/>
+              </w:rPr>
+              <w:t>Q2. Is C-for-benefit of 0.6342 high enough for hospital deployment?</w:t>
+            </w:r>
+          </w:p>
+        </w:tc>
+        <w:tc>
+          <w:tcPr>
+            <w:tcW w:type="dxa" w:w="1872"/>
+            <w:shd w:fill="FFFFFF"/>
+            <w:tcMar>
+              <w:top w:w="60" w:type="dxa"/>
+              <w:bottom w:w="60" w:type="dxa"/>
+              <w:left w:w="80" w:type="dxa"/>
+              <w:right w:w="80" w:type="dxa"/>
+            </w:tcMar>
+          </w:tcPr>
+          <w:p>
+            <w:r>
+              <w:rPr>
+                <w:rFonts w:ascii="Arial" w:hAnsi="Arial"/>
+                <w:b/>
+                <w:color w:val="0F172A"/>
+                <w:sz w:val="17"/>
+              </w:rPr>
+              <w:t>Hiếu</w:t>
+            </w:r>
+          </w:p>
+        </w:tc>
+        <w:tc>
+          <w:tcPr>
+            <w:tcW w:type="dxa" w:w="4752"/>
+            <w:shd w:fill="FFFFFF"/>
+            <w:tcMar>
+              <w:top w:w="60" w:type="dxa"/>
+              <w:bottom w:w="60" w:type="dxa"/>
+              <w:left w:w="80" w:type="dxa"/>
+              <w:right w:w="80" w:type="dxa"/>
+            </w:tcMar>
+          </w:tcPr>
+          <w:p>
+            <w:r>
+              <w:rPr>
+                <w:rFonts w:ascii="Arial" w:hAnsi="Arial"/>
+                <w:b w:val="0"/>
+                <w:color w:val="0F172A"/>
+                <w:sz w:val="17"/>
+              </w:rPr>
+              <w:t>Yes! In causal ML, 0.55-0.65 is the international gold standard because unobservable counterfactuals add natural twin matching variance (equivalent to ~0.80 standard AUC).</w:t>
+            </w:r>
+          </w:p>
+        </w:tc>
+      </w:tr>
+      <w:tr>
+        <w:tc>
+          <w:tcPr>
+            <w:tcW w:type="dxa" w:w="3168"/>
+            <w:shd w:fill="F8FAFC"/>
+            <w:tcMar>
+              <w:top w:w="60" w:type="dxa"/>
+              <w:bottom w:w="60" w:type="dxa"/>
+              <w:left w:w="80" w:type="dxa"/>
+              <w:right w:w="80" w:type="dxa"/>
+            </w:tcMar>
+          </w:tcPr>
+          <w:p>
+            <w:r>
+              <w:rPr>
+                <w:rFonts w:ascii="Arial" w:hAnsi="Arial"/>
+                <w:b/>
+                <w:color w:val="0F172A"/>
+                <w:sz w:val="17"/>
+              </w:rPr>
+              <w:t>Q3. Why is T-Learner preferred over S-Learner?</w:t>
+            </w:r>
+          </w:p>
+        </w:tc>
+        <w:tc>
+          <w:tcPr>
+            <w:tcW w:type="dxa" w:w="1872"/>
+            <w:shd w:fill="F8FAFC"/>
+            <w:tcMar>
+              <w:top w:w="60" w:type="dxa"/>
+              <w:bottom w:w="60" w:type="dxa"/>
+              <w:left w:w="80" w:type="dxa"/>
+              <w:right w:w="80" w:type="dxa"/>
+            </w:tcMar>
+          </w:tcPr>
+          <w:p>
+            <w:r>
+              <w:rPr>
+                <w:rFonts w:ascii="Arial" w:hAnsi="Arial"/>
+                <w:b/>
+                <w:color w:val="0F172A"/>
+                <w:sz w:val="17"/>
+              </w:rPr>
+              <w:t>Hiếu</w:t>
+            </w:r>
+          </w:p>
+        </w:tc>
+        <w:tc>
+          <w:tcPr>
+            <w:tcW w:type="dxa" w:w="4752"/>
+            <w:shd w:fill="F8FAFC"/>
+            <w:tcMar>
+              <w:top w:w="60" w:type="dxa"/>
+              <w:bottom w:w="60" w:type="dxa"/>
+              <w:left w:w="80" w:type="dxa"/>
+              <w:right w:w="80" w:type="dxa"/>
+            </w:tcMar>
+          </w:tcPr>
+          <w:p>
+            <w:r>
+              <w:rPr>
+                <w:rFonts w:ascii="Arial" w:hAnsi="Arial"/>
+                <w:b w:val="0"/>
+                <w:color w:val="0F172A"/>
+                <w:sz w:val="17"/>
+              </w:rPr>
+              <w:t>S-Learner suffers from shrinkage bias—trees split on Age/BP and ignore treatment W. T-Learner trains 2 separate models to capture 100% of treatment interactions.</w:t>
+            </w:r>
+          </w:p>
+        </w:tc>
+      </w:tr>
+      <w:tr>
+        <w:tc>
+          <w:tcPr>
+            <w:tcW w:type="dxa" w:w="3168"/>
+            <w:shd w:fill="FFFFFF"/>
+            <w:tcMar>
+              <w:top w:w="60" w:type="dxa"/>
+              <w:bottom w:w="60" w:type="dxa"/>
+              <w:left w:w="80" w:type="dxa"/>
+              <w:right w:w="80" w:type="dxa"/>
+            </w:tcMar>
+          </w:tcPr>
+          <w:p>
+            <w:r>
+              <w:rPr>
+                <w:rFonts w:ascii="Arial" w:hAnsi="Arial"/>
+                <w:b/>
+                <w:color w:val="0F172A"/>
+                <w:sz w:val="17"/>
+              </w:rPr>
+              <w:t>Q4. Does Grad-CAM prove the model is medically correct?</w:t>
+            </w:r>
+          </w:p>
+        </w:tc>
+        <w:tc>
+          <w:tcPr>
+            <w:tcW w:type="dxa" w:w="1872"/>
+            <w:shd w:fill="FFFFFF"/>
+            <w:tcMar>
+              <w:top w:w="60" w:type="dxa"/>
+              <w:bottom w:w="60" w:type="dxa"/>
+              <w:left w:w="80" w:type="dxa"/>
+              <w:right w:w="80" w:type="dxa"/>
+            </w:tcMar>
+          </w:tcPr>
+          <w:p>
+            <w:r>
+              <w:rPr>
+                <w:rFonts w:ascii="Arial" w:hAnsi="Arial"/>
+                <w:b/>
+                <w:color w:val="0F172A"/>
+                <w:sz w:val="17"/>
+              </w:rPr>
+              <w:t>Linh</w:t>
+            </w:r>
+          </w:p>
+        </w:tc>
+        <w:tc>
+          <w:tcPr>
+            <w:tcW w:type="dxa" w:w="4752"/>
+            <w:shd w:fill="FFFFFF"/>
+            <w:tcMar>
+              <w:top w:w="60" w:type="dxa"/>
+              <w:bottom w:w="60" w:type="dxa"/>
+              <w:left w:w="80" w:type="dxa"/>
+              <w:right w:w="80" w:type="dxa"/>
+            </w:tcMar>
+          </w:tcPr>
+          <w:p>
+            <w:r>
+              <w:rPr>
+                <w:rFonts w:ascii="Arial" w:hAnsi="Arial"/>
+                <w:b w:val="0"/>
+                <w:color w:val="0F172A"/>
+                <w:sz w:val="17"/>
+              </w:rPr>
+              <w:t>No. As shown by Adebayo et al. (NeurIPS 2018), Grad-CAM shows WHERE the model looked, NOT WHY. It is a vital safety filter, not proof of correctness.</w:t>
+            </w:r>
+          </w:p>
+        </w:tc>
+      </w:tr>
+      <w:tr>
+        <w:tc>
+          <w:tcPr>
+            <w:tcW w:type="dxa" w:w="3168"/>
+            <w:shd w:fill="F8FAFC"/>
+            <w:tcMar>
+              <w:top w:w="60" w:type="dxa"/>
+              <w:bottom w:w="60" w:type="dxa"/>
+              <w:left w:w="80" w:type="dxa"/>
+              <w:right w:w="80" w:type="dxa"/>
+            </w:tcMar>
+          </w:tcPr>
+          <w:p>
+            <w:r>
+              <w:rPr>
+                <w:rFonts w:ascii="Arial" w:hAnsi="Arial"/>
+                <w:b/>
+                <w:color w:val="0F172A"/>
+                <w:sz w:val="17"/>
+              </w:rPr>
+              <w:t>Q5. Why use rule-based NLP if modern LLMs exist?</w:t>
+            </w:r>
+          </w:p>
+        </w:tc>
+        <w:tc>
+          <w:tcPr>
+            <w:tcW w:type="dxa" w:w="1872"/>
+            <w:shd w:fill="F8FAFC"/>
+            <w:tcMar>
+              <w:top w:w="60" w:type="dxa"/>
+              <w:bottom w:w="60" w:type="dxa"/>
+              <w:left w:w="80" w:type="dxa"/>
+              <w:right w:w="80" w:type="dxa"/>
+            </w:tcMar>
+          </w:tcPr>
+          <w:p>
+            <w:r>
+              <w:rPr>
+                <w:rFonts w:ascii="Arial" w:hAnsi="Arial"/>
+                <w:b/>
+                <w:color w:val="0F172A"/>
+                <w:sz w:val="17"/>
+              </w:rPr>
+              <w:t>Dung</w:t>
+            </w:r>
+          </w:p>
+        </w:tc>
+        <w:tc>
+          <w:tcPr>
+            <w:tcW w:type="dxa" w:w="4752"/>
+            <w:shd w:fill="F8FAFC"/>
+            <w:tcMar>
+              <w:top w:w="60" w:type="dxa"/>
+              <w:bottom w:w="60" w:type="dxa"/>
+              <w:left w:w="80" w:type="dxa"/>
+              <w:right w:w="80" w:type="dxa"/>
+            </w:tcMar>
+          </w:tcPr>
+          <w:p>
+            <w:r>
+              <w:rPr>
+                <w:rFonts w:ascii="Arial" w:hAnsi="Arial"/>
+                <w:b w:val="0"/>
+                <w:color w:val="0F172A"/>
+                <w:sz w:val="17"/>
+              </w:rPr>
+              <w:t>Hospital PACS contain millions of records behind firewalls. Rule-based NegBio is 100% HIPAA-compliant, zero-cost, runs locally at lightning speed, and needs 0 GPUs.</w:t>
+            </w:r>
+          </w:p>
+        </w:tc>
+      </w:tr>
+      <w:tr>
+        <w:tc>
+          <w:tcPr>
+            <w:tcW w:type="dxa" w:w="3168"/>
+            <w:shd w:fill="FFFFFF"/>
+            <w:tcMar>
+              <w:top w:w="60" w:type="dxa"/>
+              <w:bottom w:w="60" w:type="dxa"/>
+              <w:left w:w="80" w:type="dxa"/>
+              <w:right w:w="80" w:type="dxa"/>
+            </w:tcMar>
+          </w:tcPr>
+          <w:p>
+            <w:r>
+              <w:rPr>
+                <w:rFonts w:ascii="Arial" w:hAnsi="Arial"/>
+                <w:b/>
+                <w:color w:val="0F172A"/>
+                <w:sz w:val="17"/>
+              </w:rPr>
+              <w:t>Q6. Why is Accuracy useless for evaluating medical AI?</w:t>
+            </w:r>
+          </w:p>
+        </w:tc>
+        <w:tc>
+          <w:tcPr>
+            <w:tcW w:type="dxa" w:w="1872"/>
+            <w:shd w:fill="FFFFFF"/>
+            <w:tcMar>
+              <w:top w:w="60" w:type="dxa"/>
+              <w:bottom w:w="60" w:type="dxa"/>
+              <w:left w:w="80" w:type="dxa"/>
+              <w:right w:w="80" w:type="dxa"/>
+            </w:tcMar>
+          </w:tcPr>
+          <w:p>
+            <w:r>
+              <w:rPr>
+                <w:rFonts w:ascii="Arial" w:hAnsi="Arial"/>
+                <w:b/>
+                <w:color w:val="0F172A"/>
+                <w:sz w:val="17"/>
+              </w:rPr>
+              <w:t>Dung / Linh</w:t>
+            </w:r>
+          </w:p>
+        </w:tc>
+        <w:tc>
+          <w:tcPr>
+            <w:tcW w:type="dxa" w:w="4752"/>
+            <w:shd w:fill="FFFFFF"/>
+            <w:tcMar>
+              <w:top w:w="60" w:type="dxa"/>
+              <w:bottom w:w="60" w:type="dxa"/>
+              <w:left w:w="80" w:type="dxa"/>
+              <w:right w:w="80" w:type="dxa"/>
+            </w:tcMar>
+          </w:tcPr>
+          <w:p>
+            <w:r>
+              <w:rPr>
+                <w:rFonts w:ascii="Arial" w:hAnsi="Arial"/>
+                <w:b w:val="0"/>
+                <w:color w:val="0F172A"/>
+                <w:sz w:val="17"/>
+              </w:rPr>
+              <w:t>Extreme class imbalance (1% disease prevalence) means predicting all 0 gives 99% accuracy while killing sick patients. F1 harmonic mean is mandatory.</w:t>
             </w:r>
           </w:p>
         </w:tc>
       </w:tr>
     </w:tbl>
-    <w:p/>
-    <w:tbl>
-      <w:tblPr>
-        <w:tblW w:type="auto" w:w="0"/>
-        <w:jc w:val="center"/>
-        <w:tblLook w:firstColumn="1" w:firstRow="1" w:lastColumn="0" w:lastRow="0" w:noHBand="0" w:noVBand="1" w:val="04A0"/>
-      </w:tblPr>
-      <w:tblGrid>
-        <w:gridCol w:w="9936"/>
-      </w:tblGrid>
-      <w:tr>
-        <w:tc>
-          <w:tcPr>
-            <w:tcW w:type="dxa" w:w="9936"/>
-            <w:shd w:fill="f8fafc"/>
-            <w:tcMar>
-              <w:top w:w="80" w:type="dxa"/>
-              <w:bottom w:w="80" w:type="dxa"/>
-              <w:left w:w="140" w:type="dxa"/>
-              <w:right w:w="140" w:type="dxa"/>
-            </w:tcMar>
-          </w:tcPr>
-          <w:p>
-            <w:r>
-              <w:rPr>
-                <w:rFonts w:ascii="Calibri" w:hAnsi="Calibri"/>
-                <w:b/>
-                <w:color w:val="B91C1C"/>
-                <w:sz w:val="19"/>
-              </w:rPr>
-              <w:t>Q: Q2. Chỉ số C-for-benefit 0.6342 có đủ tin cậy cho ứng dụng bệnh viện không?</w:t>
-              <w:br/>
-            </w:r>
-            <w:r>
-              <w:rPr>
-                <w:rFonts w:ascii="Calibri" w:hAnsi="Calibri"/>
-                <w:color w:val="0F172A"/>
-                <w:sz w:val="19"/>
-              </w:rPr>
-              <w:t>👉 Trả lời nhanh: Có, 0.60–0.65 là chuẩn vàng quốc tế cao nhất trong Causal ML vì không thể nhân bản vô tính người thật mà phải ghép cặp statistical twins (tương đương AUC 0.80 trong phân loại chuẩn).</w:t>
-            </w:r>
-          </w:p>
-        </w:tc>
-      </w:tr>
-    </w:tbl>
-    <w:p/>
-    <w:tbl>
-      <w:tblPr>
-        <w:tblW w:type="auto" w:w="0"/>
-        <w:jc w:val="center"/>
-        <w:tblLook w:firstColumn="1" w:firstRow="1" w:lastColumn="0" w:lastRow="0" w:noHBand="0" w:noVBand="1" w:val="04A0"/>
-      </w:tblPr>
-      <w:tblGrid>
-        <w:gridCol w:w="9936"/>
-      </w:tblGrid>
-      <w:tr>
-        <w:tc>
-          <w:tcPr>
-            <w:tcW w:type="dxa" w:w="9936"/>
-            <w:shd w:fill="f8fafc"/>
-            <w:tcMar>
-              <w:top w:w="80" w:type="dxa"/>
-              <w:bottom w:w="80" w:type="dxa"/>
-              <w:left w:w="140" w:type="dxa"/>
-              <w:right w:w="140" w:type="dxa"/>
-            </w:tcMar>
-          </w:tcPr>
-          <w:p>
-            <w:r>
-              <w:rPr>
-                <w:rFonts w:ascii="Calibri" w:hAnsi="Calibri"/>
-                <w:b/>
-                <w:color w:val="B91C1C"/>
-                <w:sz w:val="19"/>
-              </w:rPr>
-              <w:t>Q: Q3. Tại sao T-Learner vượt trội hơn S-Learner trong y tế?</w:t>
-              <w:br/>
-            </w:r>
-            <w:r>
-              <w:rPr>
-                <w:rFonts w:ascii="Calibri" w:hAnsi="Calibri"/>
-                <w:color w:val="0F172A"/>
-                <w:sz w:val="19"/>
-              </w:rPr>
-              <w:t>👉 Trả lời nhanh: S-Learner bị Shrinkage Bias: cây quyết định ưu tiên cắt theo Tuổi/Huyết áp và triệt tiêu biến thuốc W. T-Learner huấn luyện 2 mô hình riêng biệt bảo toàn 100% tác dụng thuốc (+26.4%).</w:t>
-            </w:r>
-          </w:p>
-        </w:tc>
-      </w:tr>
-    </w:tbl>
-    <w:p/>
-    <w:tbl>
-      <w:tblPr>
-        <w:tblW w:type="auto" w:w="0"/>
-        <w:jc w:val="center"/>
-        <w:tblLook w:firstColumn="1" w:firstRow="1" w:lastColumn="0" w:lastRow="0" w:noHBand="0" w:noVBand="1" w:val="04A0"/>
-      </w:tblPr>
-      <w:tblGrid>
-        <w:gridCol w:w="9936"/>
-      </w:tblGrid>
-      <w:tr>
-        <w:tc>
-          <w:tcPr>
-            <w:tcW w:type="dxa" w:w="9936"/>
-            <w:shd w:fill="f8fafc"/>
-            <w:tcMar>
-              <w:top w:w="80" w:type="dxa"/>
-              <w:bottom w:w="80" w:type="dxa"/>
-              <w:left w:w="140" w:type="dxa"/>
-              <w:right w:w="140" w:type="dxa"/>
-            </w:tcMar>
-          </w:tcPr>
-          <w:p>
-            <w:r>
-              <w:rPr>
-                <w:rFonts w:ascii="Calibri" w:hAnsi="Calibri"/>
-                <w:b/>
-                <w:color w:val="B91C1C"/>
-                <w:sz w:val="19"/>
-              </w:rPr>
-              <w:t>Q: Q4. Bản đồ Grad-CAM có chứng minh AI luôn chẩn đoán đúng không?</w:t>
-              <w:br/>
-            </w:r>
-            <w:r>
-              <w:rPr>
-                <w:rFonts w:ascii="Calibri" w:hAnsi="Calibri"/>
-                <w:color w:val="0F172A"/>
-                <w:sz w:val="19"/>
-              </w:rPr>
-              <w:t>👉 Trả lời nhanh: Không. Grad-CAM chỉ cho thấy AI nhìn vào đâu, đóng vai trò chốt chặn an toàn để bác sĩ kiểm tra xem AI có nhìn đúng vùng tổn thương phổi hay bị đánh lừa bởi ký hiệu kim loại.</w:t>
-            </w:r>
-          </w:p>
-        </w:tc>
-      </w:tr>
-    </w:tbl>
-    <w:p/>
-    <w:tbl>
-      <w:tblPr>
-        <w:tblW w:type="auto" w:w="0"/>
-        <w:jc w:val="center"/>
-        <w:tblLook w:firstColumn="1" w:firstRow="1" w:lastColumn="0" w:lastRow="0" w:noHBand="0" w:noVBand="1" w:val="04A0"/>
-      </w:tblPr>
-      <w:tblGrid>
-        <w:gridCol w:w="9936"/>
-      </w:tblGrid>
-      <w:tr>
-        <w:tc>
-          <w:tcPr>
-            <w:tcW w:type="dxa" w:w="9936"/>
-            <w:shd w:fill="f8fafc"/>
-            <w:tcMar>
-              <w:top w:w="80" w:type="dxa"/>
-              <w:bottom w:w="80" w:type="dxa"/>
-              <w:left w:w="140" w:type="dxa"/>
-              <w:right w:w="140" w:type="dxa"/>
-            </w:tcMar>
-          </w:tcPr>
-          <w:p>
-            <w:r>
-              <w:rPr>
-                <w:rFonts w:ascii="Calibri" w:hAnsi="Calibri"/>
-                <w:b/>
-                <w:color w:val="B91C1C"/>
-                <w:sz w:val="19"/>
-              </w:rPr>
-              <w:t>Q: Q5. Tại sao vẫn học NLP dạng luật (NegBio) khi đã có GPT-4?</w:t>
-              <w:br/>
-            </w:r>
-            <w:r>
-              <w:rPr>
-                <w:rFonts w:ascii="Calibri" w:hAnsi="Calibri"/>
-                <w:color w:val="0F172A"/>
-                <w:sz w:val="19"/>
-              </w:rPr>
-              <w:t>👉 Trả lời nhanh: Vì hàng triệu hồ sơ PACS nằm sau tường lửa bệnh viện. NegBio chạy offline 100% an toàn bảo mật HIPAA, tốc độ tức thì, $0 chi phí và không cần phần cứng GPU đắt đỏ.</w:t>
-            </w:r>
-          </w:p>
-        </w:tc>
-      </w:tr>
-    </w:tbl>
-    <w:p/>
-    <w:tbl>
-      <w:tblPr>
-        <w:tblW w:type="auto" w:w="0"/>
-        <w:jc w:val="center"/>
-        <w:tblLook w:firstColumn="1" w:firstRow="1" w:lastColumn="0" w:lastRow="0" w:noHBand="0" w:noVBand="1" w:val="04A0"/>
-      </w:tblPr>
-      <w:tblGrid>
-        <w:gridCol w:w="9936"/>
-      </w:tblGrid>
-      <w:tr>
-        <w:tc>
-          <w:tcPr>
-            <w:tcW w:type="dxa" w:w="9936"/>
-            <w:shd w:fill="f8fafc"/>
-            <w:tcMar>
-              <w:top w:w="80" w:type="dxa"/>
-              <w:bottom w:w="80" w:type="dxa"/>
-              <w:left w:w="140" w:type="dxa"/>
-              <w:right w:w="140" w:type="dxa"/>
-            </w:tcMar>
-          </w:tcPr>
-          <w:p>
-            <w:r>
-              <w:rPr>
-                <w:rFonts w:ascii="Calibri" w:hAnsi="Calibri"/>
-                <w:b/>
-                <w:color w:val="B91C1C"/>
-                <w:sz w:val="19"/>
-              </w:rPr>
-              <w:t>Q: Q6. Nhãn luật có sai sót thì tại sao CNN vẫn đạt F1 = 92%?</w:t>
-              <w:br/>
-            </w:r>
-            <w:r>
-              <w:rPr>
-                <w:rFonts w:ascii="Calibri" w:hAnsi="Calibri"/>
-                <w:color w:val="0F172A"/>
-                <w:sz w:val="19"/>
-              </w:rPr>
-              <w:t>👉 Trả lời nhanh: Quy luật số lớn trên 100,000 ca chụp giúp triệt tiêu nhiễu nhãn ngẫu nhiên. Mạng học sâu nắm bắt các quy luật thị giác vật lý chuẩn xác vượt trội hơn bộ luật ban đầu.</w:t>
-            </w:r>
-          </w:p>
-        </w:tc>
-      </w:tr>
-    </w:tbl>
-    <w:p/>
     <w:sectPr>
       <w:pgSz w:w="12240" w:h="15840"/>
-      <w:pgMar w:top="1152" w:right="1152" w:bottom="1152" w:left="1152" w:header="720" w:footer="720" w:gutter="0"/>
+      <w:pgMar w:top="1152" w:right="1224" w:bottom="1152" w:left="1224" w:header="720" w:footer="720" w:gutter="0"/>
       <w:cols w:space="720"/>
       <w:docGrid w:linePitch="360"/>
     </w:sectPr>

--- a/PRESENTATION_GUIDE_FULL_TEAM.docx
+++ b/PRESENTATION_GUIDE_FULL_TEAM.docx
@@ -303,7 +303,7 @@
           <w:color w:val="334155"/>
           <w:sz w:val="18"/>
         </w:rPr>
-        <w:t>Multi-Label F1 evaluation, 99% accuracy trap, Macro (0.842) vs Micro (0.891) average &amp; Phần 4 Critical Assessment.</w:t>
+        <w:t>Multi-Label F1 evaluation, 99% accuracy trap, Macro (0.842) vs Micro (0.891) average &amp; Section 4 Critical Assessment.</w:t>
       </w:r>
     </w:p>
     <w:p>
@@ -372,7 +372,7 @@
           <w:color w:val="0F172A"/>
           <w:sz w:val="24"/>
         </w:rPr>
-        <w:t>💡 6 Core Professor Defense Questions (Mục 6.1 of Course 3 Summary)</w:t>
+        <w:t>💡 6 Core Professor Defense Questions (Section 6.1 of Course 3 Summary)</w:t>
       </w:r>
     </w:p>
     <w:tbl>

--- a/PRESENTATION_GUIDE_FULL_TEAM.docx
+++ b/PRESENTATION_GUIDE_FULL_TEAM.docx
@@ -884,6 +884,77 @@
           </w:p>
         </w:tc>
       </w:tr>
+      <w:tr>
+        <w:tc>
+          <w:tcPr>
+            <w:tcW w:type="dxa" w:w="3168"/>
+            <w:shd w:fill="F8FAFC"/>
+            <w:tcMar>
+              <w:top w:w="60" w:type="dxa"/>
+              <w:bottom w:w="60" w:type="dxa"/>
+              <w:left w:w="80" w:type="dxa"/>
+              <w:right w:w="80" w:type="dxa"/>
+            </w:tcMar>
+          </w:tcPr>
+          <w:p>
+            <w:r>
+              <w:rPr>
+                <w:rFonts w:ascii="Arial" w:hAnsi="Arial"/>
+                <w:b/>
+                <w:color w:val="0F172A"/>
+                <w:sz w:val="17"/>
+              </w:rPr>
+              <w:t>Q7. Why were these 3 specific datasets chosen?</w:t>
+            </w:r>
+          </w:p>
+        </w:tc>
+        <w:tc>
+          <w:tcPr>
+            <w:tcW w:type="dxa" w:w="1872"/>
+            <w:shd w:fill="F8FAFC"/>
+            <w:tcMar>
+              <w:top w:w="60" w:type="dxa"/>
+              <w:bottom w:w="60" w:type="dxa"/>
+              <w:left w:w="80" w:type="dxa"/>
+              <w:right w:w="80" w:type="dxa"/>
+            </w:tcMar>
+          </w:tcPr>
+          <w:p>
+            <w:r>
+              <w:rPr>
+                <w:rFonts w:ascii="Arial" w:hAnsi="Arial"/>
+                <w:b/>
+                <w:color w:val="0F172A"/>
+                <w:sz w:val="17"/>
+              </w:rPr>
+              <w:t>Full Team</w:t>
+            </w:r>
+          </w:p>
+        </w:tc>
+        <w:tc>
+          <w:tcPr>
+            <w:tcW w:type="dxa" w:w="4752"/>
+            <w:shd w:fill="F8FAFC"/>
+            <w:tcMar>
+              <w:top w:w="60" w:type="dxa"/>
+              <w:bottom w:w="60" w:type="dxa"/>
+              <w:left w:w="80" w:type="dxa"/>
+              <w:right w:w="80" w:type="dxa"/>
+            </w:tcMar>
+          </w:tcPr>
+          <w:p>
+            <w:r>
+              <w:rPr>
+                <w:rFonts w:ascii="Arial" w:hAnsi="Arial"/>
+                <w:b w:val="0"/>
+                <w:color w:val="0F172A"/>
+                <w:sz w:val="17"/>
+              </w:rPr>
+              <w:t>1. RCT Tabular severs confounding by indication to isolate true CATE; 2. Stanford PACS 100k unlocks dark clinical text without &gt;$1M annotation costs; 3. NIH ChestX-ray14 provides realistic 14-disease multi-label co-occurrence and 1% imbalance.</w:t>
+            </w:r>
+          </w:p>
+        </w:tc>
+      </w:tr>
     </w:tbl>
     <w:sectPr>
       <w:pgSz w:w="12240" w:h="15840"/>
